--- a/tillsyn/A 33552-2025 tillsynsbegäran.docx
+++ b/tillsyn/A 33552-2025 tillsynsbegäran.docx
@@ -307,7 +307,7 @@
     <w:r>
       <w:tab/>
       <w:tab/>
-      <w:t>2026-06-18</w:t>
+      <w:t>2026-06-19</w:t>
       <w:br/>
       <w:br/>
     </w:r>

--- a/tillsyn/A 33552-2025 tillsynsbegäran.docx
+++ b/tillsyn/A 33552-2025 tillsynsbegäran.docx
@@ -307,7 +307,7 @@
     <w:r>
       <w:tab/>
       <w:tab/>
-      <w:t>2026-06-19</w:t>
+      <w:t>2026-06-20</w:t>
       <w:br/>
       <w:br/>
     </w:r>

--- a/tillsyn/A 33552-2025 tillsynsbegäran.docx
+++ b/tillsyn/A 33552-2025 tillsynsbegäran.docx
@@ -12,10 +12,7 @@
     </w:p>
     <w:p>
       <w:r>
-        <w:t>Detta dokument behandlar höga naturvärden i avverkningsanmälan A 33552-2025 i Norrtälje kommun som inkom 2025-07-03 och omfattar 8,9 ha.</w:t>
-      </w:r>
-      <w:r>
-        <w:t xml:space="preserve"> I Figur 1 visas fyndplatser för naturvårdsarter i området, som finns registrerade på Artportalen.</w:t>
+        <w:t>Denna tillsynsbegäran behandlar höga naturvärden i avverkningsanmälan A 33552-2025 i Norrtälje kommun som inkom 2025-07-03 och omfattar 8,9 ha.</w:t>
       </w:r>
     </w:p>
     <w:p>
@@ -63,7 +60,20 @@
         <w:spacing w:after="240"/>
       </w:pPr>
       <w:r>
-        <w:t>Figur 1. Fyndplatser för naturvårdsarter inom 22 meter från avverkningsanmälan (röd linje). Inom parentes anges rödlistekategorier, S för signalarter, Tför typiska arter och fridlysningsparagrafer i artskyddsförordningen.Markörer utan svart kant är placerade på fyndplatsen. Markörer med svart kant är placerade vid sidan av fyndplatsen och har ett svart streck som visar fyndplatsens exakta position. Kartans mittpunktskoordinat är N 6640853, E 697006 i SWEREF 99 TM.</w:t>
+        <w:t>Figur 1. Fyndplatser för naturvårdsarter inom 22 meter från avverkningsanmälan. Markörer utan svart kant är placerade på fyndplatsen. Markörer med svart kant är placerade vid sidan av fyndplatsen har ett svart streck som visar fyndplatsens exakta position. Kartans mittpunktskoordinat är N 6640853, E 697006 i SWEREF 99 TM.</w:t>
+      </w:r>
+    </w:p>
+    <w:p>
+      <w:r>
+        <w:t>Inom 22 meter från avverkningsanmälan finns fynd av 4 naturvårdsarter, varav 4 är rödlistade och 1 är typisk (T): kopparspindling (VU), fjällig taggsvamp s.str. (NT), orange taggsvamp (NT, T) och skarp dropptaggsvamp (NT). Se Figur 1.</w:t>
+      </w:r>
+    </w:p>
+    <w:p>
+      <w:pPr>
+        <w:pStyle w:val="Heading1"/>
+      </w:pPr>
+      <w:r>
+        <w:t>Tillsynsbegäran</w:t>
       </w:r>
     </w:p>
     <w:p>
@@ -77,37 +87,16 @@
       </w:r>
     </w:p>
     <w:p>
-      <w:r>
-        <w:t>Nedan beskrivs fynd av naturvårdsarter som gjorts i det avverkningsanmälda området.</w:t>
-      </w:r>
-    </w:p>
-    <w:p>
       <w:pPr>
         <w:pStyle w:val="Heading1"/>
       </w:pPr>
       <w:r>
-        <w:t>Naturvårdsarter</w:t>
+        <w:t>Naturvårdsarter och fridlysta arter</w:t>
       </w:r>
     </w:p>
     <w:p>
       <w:r>
-        <w:t>Inom 22 meter från avverkningsanmälan har följande 4 naturvårdsarter hittats: kopparspindling (VU), fjällig taggsvamp s.str. (NT), orange taggsvamp (NT, T) och skarp dropptaggsvamp (NT). Av dessa är 4 rödlistade. För rödlistade arter har rödlistekategorin angivits inom parentes. Typiska arter inom Natura 2000 som är kopplade till skogsekosystem har markerats med (T).</w:t>
-      </w:r>
-    </w:p>
-    <w:p>
-      <w:r>
-        <w:t>De påträffade naturvårdsarterna är ett tydligt kvitto på att det rör sig om en skog med höga naturvärden.</w:t>
-      </w:r>
-    </w:p>
-    <w:p>
-      <w:r>
-        <w:rPr>
-          <w:b/>
-        </w:rPr>
-        <w:t>Fjällig taggsvamp s.str. (NT)</w:t>
-      </w:r>
-      <w:r>
-        <w:t xml:space="preserve"> bildar mykorrhiza med gran i granskog och barrblandskog, främst på frisk näringsrik mark i äldre skog med lång trädkontinuitet. Den totala populationen i landet har minskat och bedöms fortsätta minska till följd av avverkning av äldre barrskogar. Minskningstakten för den svenska populationen bedöms vara nära gränsvärdet för sårbar (VU) (SLU Artdatabanken, 2026).</w:t>
+        <w:t>Nedan följer beskrivningar av de naturvårdsarter och fridlysta arter som har sina livsmiljöer och växtplatser i den avverkningsanmälda skogen. De påträffade naturvårdsarterna är ett tydligt kvitto på att det rör sig om en skog med höga naturvärden.</w:t>
       </w:r>
     </w:p>
     <w:p>
@@ -146,6 +135,17 @@
       </w:r>
       <w:r>
         <w:t>Kopparspindling är globalt rödlistad som nära hotad (NT) vilket innebär att Sverige har ett internationellt ansvar för arten (SLU Artdatabanken, 2024; IUCN, 2015).</w:t>
+      </w:r>
+    </w:p>
+    <w:p>
+      <w:r>
+        <w:rPr>
+          <w:b/>
+        </w:rPr>
+        <w:t>Fjällig taggsvamp s.str. (NT)</w:t>
+      </w:r>
+      <w:r>
+        <w:t xml:space="preserve"> bildar mykorrhiza med gran i granskog och barrblandskog, främst på frisk näringsrik mark i äldre skog med lång trädkontinuitet. Den totala populationen i landet har minskat och bedöms fortsätta minska till följd av avverkning av äldre barrskogar. Minskningstakten för den svenska populationen bedöms vara nära gränsvärdet för sårbar (VU) (SLU Artdatabanken, 2026).</w:t>
       </w:r>
     </w:p>
     <w:p>
@@ -307,7 +307,7 @@
     <w:r>
       <w:tab/>
       <w:tab/>
-      <w:t>2026-06-20</w:t>
+      <w:t>2026-06-21</w:t>
       <w:br/>
       <w:br/>
     </w:r>

--- a/tillsyn/A 33552-2025 tillsynsbegäran.docx
+++ b/tillsyn/A 33552-2025 tillsynsbegäran.docx
@@ -307,7 +307,7 @@
     <w:r>
       <w:tab/>
       <w:tab/>
-      <w:t>2026-06-21</w:t>
+      <w:t>2026-06-22</w:t>
       <w:br/>
       <w:br/>
     </w:r>

--- a/tillsyn/A 33552-2025 tillsynsbegäran.docx
+++ b/tillsyn/A 33552-2025 tillsynsbegäran.docx
@@ -307,7 +307,7 @@
     <w:r>
       <w:tab/>
       <w:tab/>
-      <w:t>2026-06-22</w:t>
+      <w:t>2026-06-23</w:t>
       <w:br/>
       <w:br/>
     </w:r>

--- a/tillsyn/A 33552-2025 tillsynsbegäran.docx
+++ b/tillsyn/A 33552-2025 tillsynsbegäran.docx
@@ -307,7 +307,7 @@
     <w:r>
       <w:tab/>
       <w:tab/>
-      <w:t>2026-06-23</w:t>
+      <w:t>2026-06-24</w:t>
       <w:br/>
       <w:br/>
     </w:r>

--- a/tillsyn/A 33552-2025 tillsynsbegäran.docx
+++ b/tillsyn/A 33552-2025 tillsynsbegäran.docx
@@ -307,7 +307,7 @@
     <w:r>
       <w:tab/>
       <w:tab/>
-      <w:t>2026-06-24</w:t>
+      <w:t>2026-06-25</w:t>
       <w:br/>
       <w:br/>
     </w:r>

--- a/tillsyn/A 33552-2025 tillsynsbegäran.docx
+++ b/tillsyn/A 33552-2025 tillsynsbegäran.docx
@@ -307,7 +307,7 @@
     <w:r>
       <w:tab/>
       <w:tab/>
-      <w:t>2026-06-25</w:t>
+      <w:t>2026-06-26</w:t>
       <w:br/>
       <w:br/>
     </w:r>

--- a/tillsyn/A 33552-2025 tillsynsbegäran.docx
+++ b/tillsyn/A 33552-2025 tillsynsbegäran.docx
@@ -307,7 +307,7 @@
     <w:r>
       <w:tab/>
       <w:tab/>
-      <w:t>2026-06-26</w:t>
+      <w:t>2026-06-27</w:t>
       <w:br/>
       <w:br/>
     </w:r>

--- a/tillsyn/A 33552-2025 tillsynsbegäran.docx
+++ b/tillsyn/A 33552-2025 tillsynsbegäran.docx
@@ -307,7 +307,7 @@
     <w:r>
       <w:tab/>
       <w:tab/>
-      <w:t>2026-06-27</w:t>
+      <w:t>2026-06-28</w:t>
       <w:br/>
       <w:br/>
     </w:r>

--- a/tillsyn/A 33552-2025 tillsynsbegäran.docx
+++ b/tillsyn/A 33552-2025 tillsynsbegäran.docx
@@ -307,7 +307,7 @@
     <w:r>
       <w:tab/>
       <w:tab/>
-      <w:t>2026-06-28</w:t>
+      <w:t>2026-06-29</w:t>
       <w:br/>
       <w:br/>
     </w:r>
